--- a/pracindo_backend_v1/fitur/templates/polos_besar/stiker_polos_besar_AAAA.docx
+++ b/pracindo_backend_v1/fitur/templates/polos_besar/stiker_polos_besar_AAAA.docx
@@ -101,14 +101,6 @@
                               <w:txbxContent>
                                 <w:p>
                                   <w:pPr>
-                                    <w:rPr>
-                                      <w:sz w:val="48"/>
-                                      <w:szCs w:val="48"/>
-                                    </w:rPr>
-                                  </w:pPr>
-                                </w:p>
-                                <w:p>
-                                  <w:pPr>
                                     <w:spacing w:after="120" w:line="360" w:lineRule="auto"/>
                                     <w:jc w:val="center"/>
                                     <w:rPr>
@@ -127,67 +119,7 @@
                                       <w:sz w:val="96"/>
                                       <w:szCs w:val="96"/>
                                     </w:rPr>
-                                    <w:fldChar w:fldCharType="begin"/>
-                                  </w:r>
-                                  <w:r>
-                                    <w:rPr>
-                                      <w:rFonts w:ascii="Aptos Black" w:hAnsi="Aptos Black"/>
-                                      <w:b/>
-                                      <w:bCs/>
-                                      <w:sz w:val="96"/>
-                                      <w:szCs w:val="96"/>
-                                    </w:rPr>
-                                    <w:instrText>{ slot1_nama</w:instrText>
-                                  </w:r>
-                                  <w:r>
-                                    <w:rPr>
-                                      <w:rFonts w:ascii="Aptos Black" w:hAnsi="Aptos Black"/>
-                                      <w:b/>
-                                      <w:bCs/>
-                                      <w:sz w:val="96"/>
-                                      <w:szCs w:val="96"/>
-                                    </w:rPr>
-                                    <w:instrText xml:space="preserve">  </w:instrText>
-                                  </w:r>
-                                  <w:r>
-                                    <w:rPr>
-                                      <w:rFonts w:ascii="Aptos Black" w:hAnsi="Aptos Black"/>
-                                      <w:b/>
-                                      <w:bCs/>
-                                      <w:sz w:val="96"/>
-                                      <w:szCs w:val="96"/>
-                                    </w:rPr>
-                                    <w:instrText>}</w:instrText>
-                                  </w:r>
-                                  <w:r>
-                                    <w:rPr>
-                                      <w:rFonts w:ascii="Aptos Black" w:hAnsi="Aptos Black"/>
-                                      <w:b/>
-                                      <w:bCs/>
-                                      <w:sz w:val="96"/>
-                                      <w:szCs w:val="96"/>
-                                    </w:rPr>
-                                    <w:fldChar w:fldCharType="separate"/>
-                                  </w:r>
-                                  <w:r>
-                                    <w:rPr>
-                                      <w:rFonts w:ascii="Aptos Black" w:hAnsi="Aptos Black"/>
-                                      <w:b/>
-                                      <w:bCs/>
-                                      <w:sz w:val="96"/>
-                                      <w:szCs w:val="96"/>
-                                    </w:rPr>
-                                    <w:t>GOLDEN YELLOW TB</w:t>
-                                  </w:r>
-                                  <w:r>
-                                    <w:rPr>
-                                      <w:rFonts w:ascii="Aptos Black" w:hAnsi="Aptos Black"/>
-                                      <w:b/>
-                                      <w:bCs/>
-                                      <w:sz w:val="96"/>
-                                      <w:szCs w:val="96"/>
-                                    </w:rPr>
-                                    <w:fldChar w:fldCharType="end"/>
+                                    <w:t>{{slot1_nama}}</w:t>
                                   </w:r>
                                 </w:p>
                                 <w:p>
@@ -233,7 +165,7 @@
                                       <w:sz w:val="48"/>
                                       <w:szCs w:val="48"/>
                                     </w:rPr>
-                                    <w:t>{{ slot1_tipe }}</w:t>
+                                    <w:t>{{slot1_tipe}}</w:t>
                                   </w:r>
                                   <w:r>
                                     <w:rPr>
@@ -295,7 +227,7 @@
                                       <w:sz w:val="48"/>
                                       <w:szCs w:val="48"/>
                                     </w:rPr>
-                                    <w:t>{{ slot1_lot }}</w:t>
+                                    <w:t>{{slot1_lot}}</w:t>
                                   </w:r>
                                   <w:r>
                                     <w:rPr>
@@ -357,7 +289,7 @@
                                       <w:sz w:val="48"/>
                                       <w:szCs w:val="48"/>
                                     </w:rPr>
-                                    <w:t>{{ slot1_net }}</w:t>
+                                    <w:t>{{slot1_net}}</w:t>
                                   </w:r>
                                   <w:r>
                                     <w:rPr>
@@ -403,14 +335,6 @@
                         <w:txbxContent>
                           <w:p>
                             <w:pPr>
-                              <w:rPr>
-                                <w:sz w:val="48"/>
-                                <w:szCs w:val="48"/>
-                              </w:rPr>
-                            </w:pPr>
-                          </w:p>
-                          <w:p>
-                            <w:pPr>
                               <w:spacing w:after="120" w:line="360" w:lineRule="auto"/>
                               <w:jc w:val="center"/>
                               <w:rPr>
@@ -429,67 +353,7 @@
                                 <w:sz w:val="96"/>
                                 <w:szCs w:val="96"/>
                               </w:rPr>
-                              <w:fldChar w:fldCharType="begin"/>
-                            </w:r>
-                            <w:r>
-                              <w:rPr>
-                                <w:rFonts w:ascii="Aptos Black" w:hAnsi="Aptos Black"/>
-                                <w:b/>
-                                <w:bCs/>
-                                <w:sz w:val="96"/>
-                                <w:szCs w:val="96"/>
-                              </w:rPr>
-                              <w:instrText>{ slot1_nama</w:instrText>
-                            </w:r>
-                            <w:r>
-                              <w:rPr>
-                                <w:rFonts w:ascii="Aptos Black" w:hAnsi="Aptos Black"/>
-                                <w:b/>
-                                <w:bCs/>
-                                <w:sz w:val="96"/>
-                                <w:szCs w:val="96"/>
-                              </w:rPr>
-                              <w:instrText xml:space="preserve">  </w:instrText>
-                            </w:r>
-                            <w:r>
-                              <w:rPr>
-                                <w:rFonts w:ascii="Aptos Black" w:hAnsi="Aptos Black"/>
-                                <w:b/>
-                                <w:bCs/>
-                                <w:sz w:val="96"/>
-                                <w:szCs w:val="96"/>
-                              </w:rPr>
-                              <w:instrText>}</w:instrText>
-                            </w:r>
-                            <w:r>
-                              <w:rPr>
-                                <w:rFonts w:ascii="Aptos Black" w:hAnsi="Aptos Black"/>
-                                <w:b/>
-                                <w:bCs/>
-                                <w:sz w:val="96"/>
-                                <w:szCs w:val="96"/>
-                              </w:rPr>
-                              <w:fldChar w:fldCharType="separate"/>
-                            </w:r>
-                            <w:r>
-                              <w:rPr>
-                                <w:rFonts w:ascii="Aptos Black" w:hAnsi="Aptos Black"/>
-                                <w:b/>
-                                <w:bCs/>
-                                <w:sz w:val="96"/>
-                                <w:szCs w:val="96"/>
-                              </w:rPr>
-                              <w:t>GOLDEN YELLOW TB</w:t>
-                            </w:r>
-                            <w:r>
-                              <w:rPr>
-                                <w:rFonts w:ascii="Aptos Black" w:hAnsi="Aptos Black"/>
-                                <w:b/>
-                                <w:bCs/>
-                                <w:sz w:val="96"/>
-                                <w:szCs w:val="96"/>
-                              </w:rPr>
-                              <w:fldChar w:fldCharType="end"/>
+                              <w:t>{{slot1_nama}}</w:t>
                             </w:r>
                           </w:p>
                           <w:p>
@@ -535,7 +399,7 @@
                                 <w:sz w:val="48"/>
                                 <w:szCs w:val="48"/>
                               </w:rPr>
-                              <w:t>{{ slot1_tipe }}</w:t>
+                              <w:t>{{slot1_tipe}}</w:t>
                             </w:r>
                             <w:r>
                               <w:rPr>
@@ -597,7 +461,7 @@
                                 <w:sz w:val="48"/>
                                 <w:szCs w:val="48"/>
                               </w:rPr>
-                              <w:t>{{ slot1_lot }}</w:t>
+                              <w:t>{{slot1_lot}}</w:t>
                             </w:r>
                             <w:r>
                               <w:rPr>
@@ -659,7 +523,7 @@
                                 <w:sz w:val="48"/>
                                 <w:szCs w:val="48"/>
                               </w:rPr>
-                              <w:t>{{ slot1_net }}</w:t>
+                              <w:t>{{slot1_net}}</w:t>
                             </w:r>
                             <w:r>
                               <w:rPr>
@@ -771,14 +635,6 @@
                               <w:txbxContent>
                                 <w:p>
                                   <w:pPr>
-                                    <w:rPr>
-                                      <w:sz w:val="48"/>
-                                      <w:szCs w:val="48"/>
-                                    </w:rPr>
-                                  </w:pPr>
-                                </w:p>
-                                <w:p>
-                                  <w:pPr>
                                     <w:spacing w:after="120" w:line="360" w:lineRule="auto"/>
                                     <w:jc w:val="center"/>
                                     <w:rPr>
@@ -797,67 +653,7 @@
                                       <w:sz w:val="96"/>
                                       <w:szCs w:val="96"/>
                                     </w:rPr>
-                                    <w:fldChar w:fldCharType="begin"/>
-                                  </w:r>
-                                  <w:r>
-                                    <w:rPr>
-                                      <w:rFonts w:ascii="Aptos Black" w:hAnsi="Aptos Black"/>
-                                      <w:b/>
-                                      <w:bCs/>
-                                      <w:sz w:val="96"/>
-                                      <w:szCs w:val="96"/>
-                                    </w:rPr>
-                                    <w:instrText>{ slot1_nama</w:instrText>
-                                  </w:r>
-                                  <w:r>
-                                    <w:rPr>
-                                      <w:rFonts w:ascii="Aptos Black" w:hAnsi="Aptos Black"/>
-                                      <w:b/>
-                                      <w:bCs/>
-                                      <w:sz w:val="96"/>
-                                      <w:szCs w:val="96"/>
-                                    </w:rPr>
-                                    <w:instrText xml:space="preserve">  </w:instrText>
-                                  </w:r>
-                                  <w:r>
-                                    <w:rPr>
-                                      <w:rFonts w:ascii="Aptos Black" w:hAnsi="Aptos Black"/>
-                                      <w:b/>
-                                      <w:bCs/>
-                                      <w:sz w:val="96"/>
-                                      <w:szCs w:val="96"/>
-                                    </w:rPr>
-                                    <w:instrText>}</w:instrText>
-                                  </w:r>
-                                  <w:r>
-                                    <w:rPr>
-                                      <w:rFonts w:ascii="Aptos Black" w:hAnsi="Aptos Black"/>
-                                      <w:b/>
-                                      <w:bCs/>
-                                      <w:sz w:val="96"/>
-                                      <w:szCs w:val="96"/>
-                                    </w:rPr>
-                                    <w:fldChar w:fldCharType="separate"/>
-                                  </w:r>
-                                  <w:r>
-                                    <w:rPr>
-                                      <w:rFonts w:ascii="Aptos Black" w:hAnsi="Aptos Black"/>
-                                      <w:b/>
-                                      <w:bCs/>
-                                      <w:sz w:val="96"/>
-                                      <w:szCs w:val="96"/>
-                                    </w:rPr>
-                                    <w:t>GOLDEN YELLOW TB</w:t>
-                                  </w:r>
-                                  <w:r>
-                                    <w:rPr>
-                                      <w:rFonts w:ascii="Aptos Black" w:hAnsi="Aptos Black"/>
-                                      <w:b/>
-                                      <w:bCs/>
-                                      <w:sz w:val="96"/>
-                                      <w:szCs w:val="96"/>
-                                    </w:rPr>
-                                    <w:fldChar w:fldCharType="end"/>
+                                    <w:t>{{slot1_nama}}</w:t>
                                   </w:r>
                                 </w:p>
                                 <w:p>
@@ -903,7 +699,7 @@
                                       <w:sz w:val="48"/>
                                       <w:szCs w:val="48"/>
                                     </w:rPr>
-                                    <w:t>{{ slot1_tipe }}</w:t>
+                                    <w:t>{{slot1_tipe}}</w:t>
                                   </w:r>
                                   <w:r>
                                     <w:rPr>
@@ -965,7 +761,7 @@
                                       <w:sz w:val="48"/>
                                       <w:szCs w:val="48"/>
                                     </w:rPr>
-                                    <w:t>{{ slot1_lot }}</w:t>
+                                    <w:t>{{slot1_lot}}</w:t>
                                   </w:r>
                                   <w:r>
                                     <w:rPr>
@@ -1027,7 +823,7 @@
                                       <w:sz w:val="48"/>
                                       <w:szCs w:val="48"/>
                                     </w:rPr>
-                                    <w:t>{{ slot1_net }}</w:t>
+                                    <w:t>{{slot1_net}}</w:t>
                                   </w:r>
                                   <w:r>
                                     <w:rPr>
@@ -1037,14 +833,6 @@
                                     </w:rPr>
                                     <w:t>............................ KGS</w:t>
                                   </w:r>
-                                </w:p>
-                                <w:p>
-                                  <w:pPr>
-                                    <w:rPr>
-                                      <w:sz w:val="48"/>
-                                      <w:szCs w:val="48"/>
-                                    </w:rPr>
-                                  </w:pPr>
                                 </w:p>
                                 <w:p>
                                   <w:pPr>
@@ -1081,14 +869,6 @@
                         <w:txbxContent>
                           <w:p>
                             <w:pPr>
-                              <w:rPr>
-                                <w:sz w:val="48"/>
-                                <w:szCs w:val="48"/>
-                              </w:rPr>
-                            </w:pPr>
-                          </w:p>
-                          <w:p>
-                            <w:pPr>
                               <w:spacing w:after="120" w:line="360" w:lineRule="auto"/>
                               <w:jc w:val="center"/>
                               <w:rPr>
@@ -1107,67 +887,7 @@
                                 <w:sz w:val="96"/>
                                 <w:szCs w:val="96"/>
                               </w:rPr>
-                              <w:fldChar w:fldCharType="begin"/>
-                            </w:r>
-                            <w:r>
-                              <w:rPr>
-                                <w:rFonts w:ascii="Aptos Black" w:hAnsi="Aptos Black"/>
-                                <w:b/>
-                                <w:bCs/>
-                                <w:sz w:val="96"/>
-                                <w:szCs w:val="96"/>
-                              </w:rPr>
-                              <w:instrText>{ slot1_nama</w:instrText>
-                            </w:r>
-                            <w:r>
-                              <w:rPr>
-                                <w:rFonts w:ascii="Aptos Black" w:hAnsi="Aptos Black"/>
-                                <w:b/>
-                                <w:bCs/>
-                                <w:sz w:val="96"/>
-                                <w:szCs w:val="96"/>
-                              </w:rPr>
-                              <w:instrText xml:space="preserve">  </w:instrText>
-                            </w:r>
-                            <w:r>
-                              <w:rPr>
-                                <w:rFonts w:ascii="Aptos Black" w:hAnsi="Aptos Black"/>
-                                <w:b/>
-                                <w:bCs/>
-                                <w:sz w:val="96"/>
-                                <w:szCs w:val="96"/>
-                              </w:rPr>
-                              <w:instrText>}</w:instrText>
-                            </w:r>
-                            <w:r>
-                              <w:rPr>
-                                <w:rFonts w:ascii="Aptos Black" w:hAnsi="Aptos Black"/>
-                                <w:b/>
-                                <w:bCs/>
-                                <w:sz w:val="96"/>
-                                <w:szCs w:val="96"/>
-                              </w:rPr>
-                              <w:fldChar w:fldCharType="separate"/>
-                            </w:r>
-                            <w:r>
-                              <w:rPr>
-                                <w:rFonts w:ascii="Aptos Black" w:hAnsi="Aptos Black"/>
-                                <w:b/>
-                                <w:bCs/>
-                                <w:sz w:val="96"/>
-                                <w:szCs w:val="96"/>
-                              </w:rPr>
-                              <w:t>GOLDEN YELLOW TB</w:t>
-                            </w:r>
-                            <w:r>
-                              <w:rPr>
-                                <w:rFonts w:ascii="Aptos Black" w:hAnsi="Aptos Black"/>
-                                <w:b/>
-                                <w:bCs/>
-                                <w:sz w:val="96"/>
-                                <w:szCs w:val="96"/>
-                              </w:rPr>
-                              <w:fldChar w:fldCharType="end"/>
+                              <w:t>{{slot1_nama}}</w:t>
                             </w:r>
                           </w:p>
                           <w:p>
@@ -1213,7 +933,7 @@
                                 <w:sz w:val="48"/>
                                 <w:szCs w:val="48"/>
                               </w:rPr>
-                              <w:t>{{ slot1_tipe }}</w:t>
+                              <w:t>{{slot1_tipe}}</w:t>
                             </w:r>
                             <w:r>
                               <w:rPr>
@@ -1275,7 +995,7 @@
                                 <w:sz w:val="48"/>
                                 <w:szCs w:val="48"/>
                               </w:rPr>
-                              <w:t>{{ slot1_lot }}</w:t>
+                              <w:t>{{slot1_lot}}</w:t>
                             </w:r>
                             <w:r>
                               <w:rPr>
@@ -1337,7 +1057,7 @@
                                 <w:sz w:val="48"/>
                                 <w:szCs w:val="48"/>
                               </w:rPr>
-                              <w:t>{{ slot1_net }}</w:t>
+                              <w:t>{{slot1_net}}</w:t>
                             </w:r>
                             <w:r>
                               <w:rPr>
@@ -1347,14 +1067,6 @@
                               </w:rPr>
                               <w:t>............................ KGS</w:t>
                             </w:r>
-                          </w:p>
-                          <w:p>
-                            <w:pPr>
-                              <w:rPr>
-                                <w:sz w:val="48"/>
-                                <w:szCs w:val="48"/>
-                              </w:rPr>
-                            </w:pPr>
                           </w:p>
                           <w:p>
                             <w:pPr>
@@ -1457,14 +1169,6 @@
                               <w:txbxContent>
                                 <w:p>
                                   <w:pPr>
-                                    <w:rPr>
-                                      <w:sz w:val="48"/>
-                                      <w:szCs w:val="48"/>
-                                    </w:rPr>
-                                  </w:pPr>
-                                </w:p>
-                                <w:p>
-                                  <w:pPr>
                                     <w:spacing w:after="120" w:line="360" w:lineRule="auto"/>
                                     <w:jc w:val="center"/>
                                     <w:rPr>
@@ -1483,67 +1187,7 @@
                                       <w:sz w:val="96"/>
                                       <w:szCs w:val="96"/>
                                     </w:rPr>
-                                    <w:fldChar w:fldCharType="begin"/>
-                                  </w:r>
-                                  <w:r>
-                                    <w:rPr>
-                                      <w:rFonts w:ascii="Aptos Black" w:hAnsi="Aptos Black"/>
-                                      <w:b/>
-                                      <w:bCs/>
-                                      <w:sz w:val="96"/>
-                                      <w:szCs w:val="96"/>
-                                    </w:rPr>
-                                    <w:instrText>{ slot1_nama</w:instrText>
-                                  </w:r>
-                                  <w:r>
-                                    <w:rPr>
-                                      <w:rFonts w:ascii="Aptos Black" w:hAnsi="Aptos Black"/>
-                                      <w:b/>
-                                      <w:bCs/>
-                                      <w:sz w:val="96"/>
-                                      <w:szCs w:val="96"/>
-                                    </w:rPr>
-                                    <w:instrText xml:space="preserve">  </w:instrText>
-                                  </w:r>
-                                  <w:r>
-                                    <w:rPr>
-                                      <w:rFonts w:ascii="Aptos Black" w:hAnsi="Aptos Black"/>
-                                      <w:b/>
-                                      <w:bCs/>
-                                      <w:sz w:val="96"/>
-                                      <w:szCs w:val="96"/>
-                                    </w:rPr>
-                                    <w:instrText>}</w:instrText>
-                                  </w:r>
-                                  <w:r>
-                                    <w:rPr>
-                                      <w:rFonts w:ascii="Aptos Black" w:hAnsi="Aptos Black"/>
-                                      <w:b/>
-                                      <w:bCs/>
-                                      <w:sz w:val="96"/>
-                                      <w:szCs w:val="96"/>
-                                    </w:rPr>
-                                    <w:fldChar w:fldCharType="separate"/>
-                                  </w:r>
-                                  <w:r>
-                                    <w:rPr>
-                                      <w:rFonts w:ascii="Aptos Black" w:hAnsi="Aptos Black"/>
-                                      <w:b/>
-                                      <w:bCs/>
-                                      <w:sz w:val="96"/>
-                                      <w:szCs w:val="96"/>
-                                    </w:rPr>
-                                    <w:t>GOLDEN YELLOW TB</w:t>
-                                  </w:r>
-                                  <w:r>
-                                    <w:rPr>
-                                      <w:rFonts w:ascii="Aptos Black" w:hAnsi="Aptos Black"/>
-                                      <w:b/>
-                                      <w:bCs/>
-                                      <w:sz w:val="96"/>
-                                      <w:szCs w:val="96"/>
-                                    </w:rPr>
-                                    <w:fldChar w:fldCharType="end"/>
+                                    <w:t>{{slot1_nama}}</w:t>
                                   </w:r>
                                 </w:p>
                                 <w:p>
@@ -1589,7 +1233,7 @@
                                       <w:sz w:val="48"/>
                                       <w:szCs w:val="48"/>
                                     </w:rPr>
-                                    <w:t>{{ slot1_tipe }}</w:t>
+                                    <w:t>{{slot1_tipe}}</w:t>
                                   </w:r>
                                   <w:r>
                                     <w:rPr>
@@ -1651,7 +1295,7 @@
                                       <w:sz w:val="48"/>
                                       <w:szCs w:val="48"/>
                                     </w:rPr>
-                                    <w:t>{{ slot1_lot }}</w:t>
+                                    <w:t>{{slot1_lot}}</w:t>
                                   </w:r>
                                   <w:r>
                                     <w:rPr>
@@ -1713,7 +1357,7 @@
                                       <w:sz w:val="48"/>
                                       <w:szCs w:val="48"/>
                                     </w:rPr>
-                                    <w:t>{{ slot1_net }}</w:t>
+                                    <w:t>{{slot1_net}}</w:t>
                                   </w:r>
                                   <w:r>
                                     <w:rPr>
@@ -1723,14 +1367,6 @@
                                     </w:rPr>
                                     <w:t>............................ KGS</w:t>
                                   </w:r>
-                                </w:p>
-                                <w:p>
-                                  <w:pPr>
-                                    <w:rPr>
-                                      <w:sz w:val="48"/>
-                                      <w:szCs w:val="48"/>
-                                    </w:rPr>
-                                  </w:pPr>
                                 </w:p>
                                 <w:p>
                                   <w:pPr>
@@ -1767,14 +1403,6 @@
                         <w:txbxContent>
                           <w:p>
                             <w:pPr>
-                              <w:rPr>
-                                <w:sz w:val="48"/>
-                                <w:szCs w:val="48"/>
-                              </w:rPr>
-                            </w:pPr>
-                          </w:p>
-                          <w:p>
-                            <w:pPr>
                               <w:spacing w:after="120" w:line="360" w:lineRule="auto"/>
                               <w:jc w:val="center"/>
                               <w:rPr>
@@ -1793,67 +1421,7 @@
                                 <w:sz w:val="96"/>
                                 <w:szCs w:val="96"/>
                               </w:rPr>
-                              <w:fldChar w:fldCharType="begin"/>
-                            </w:r>
-                            <w:r>
-                              <w:rPr>
-                                <w:rFonts w:ascii="Aptos Black" w:hAnsi="Aptos Black"/>
-                                <w:b/>
-                                <w:bCs/>
-                                <w:sz w:val="96"/>
-                                <w:szCs w:val="96"/>
-                              </w:rPr>
-                              <w:instrText>{ slot1_nama</w:instrText>
-                            </w:r>
-                            <w:r>
-                              <w:rPr>
-                                <w:rFonts w:ascii="Aptos Black" w:hAnsi="Aptos Black"/>
-                                <w:b/>
-                                <w:bCs/>
-                                <w:sz w:val="96"/>
-                                <w:szCs w:val="96"/>
-                              </w:rPr>
-                              <w:instrText xml:space="preserve">  </w:instrText>
-                            </w:r>
-                            <w:r>
-                              <w:rPr>
-                                <w:rFonts w:ascii="Aptos Black" w:hAnsi="Aptos Black"/>
-                                <w:b/>
-                                <w:bCs/>
-                                <w:sz w:val="96"/>
-                                <w:szCs w:val="96"/>
-                              </w:rPr>
-                              <w:instrText>}</w:instrText>
-                            </w:r>
-                            <w:r>
-                              <w:rPr>
-                                <w:rFonts w:ascii="Aptos Black" w:hAnsi="Aptos Black"/>
-                                <w:b/>
-                                <w:bCs/>
-                                <w:sz w:val="96"/>
-                                <w:szCs w:val="96"/>
-                              </w:rPr>
-                              <w:fldChar w:fldCharType="separate"/>
-                            </w:r>
-                            <w:r>
-                              <w:rPr>
-                                <w:rFonts w:ascii="Aptos Black" w:hAnsi="Aptos Black"/>
-                                <w:b/>
-                                <w:bCs/>
-                                <w:sz w:val="96"/>
-                                <w:szCs w:val="96"/>
-                              </w:rPr>
-                              <w:t>GOLDEN YELLOW TB</w:t>
-                            </w:r>
-                            <w:r>
-                              <w:rPr>
-                                <w:rFonts w:ascii="Aptos Black" w:hAnsi="Aptos Black"/>
-                                <w:b/>
-                                <w:bCs/>
-                                <w:sz w:val="96"/>
-                                <w:szCs w:val="96"/>
-                              </w:rPr>
-                              <w:fldChar w:fldCharType="end"/>
+                              <w:t>{{slot1_nama}}</w:t>
                             </w:r>
                           </w:p>
                           <w:p>
@@ -1899,7 +1467,7 @@
                                 <w:sz w:val="48"/>
                                 <w:szCs w:val="48"/>
                               </w:rPr>
-                              <w:t>{{ slot1_tipe }}</w:t>
+                              <w:t>{{slot1_tipe}}</w:t>
                             </w:r>
                             <w:r>
                               <w:rPr>
@@ -1961,7 +1529,7 @@
                                 <w:sz w:val="48"/>
                                 <w:szCs w:val="48"/>
                               </w:rPr>
-                              <w:t>{{ slot1_lot }}</w:t>
+                              <w:t>{{slot1_lot}}</w:t>
                             </w:r>
                             <w:r>
                               <w:rPr>
@@ -2023,7 +1591,7 @@
                                 <w:sz w:val="48"/>
                                 <w:szCs w:val="48"/>
                               </w:rPr>
-                              <w:t>{{ slot1_net }}</w:t>
+                              <w:t>{{slot1_net}}</w:t>
                             </w:r>
                             <w:r>
                               <w:rPr>
@@ -2033,14 +1601,6 @@
                               </w:rPr>
                               <w:t>............................ KGS</w:t>
                             </w:r>
-                          </w:p>
-                          <w:p>
-                            <w:pPr>
-                              <w:rPr>
-                                <w:sz w:val="48"/>
-                                <w:szCs w:val="48"/>
-                              </w:rPr>
-                            </w:pPr>
                           </w:p>
                           <w:p>
                             <w:pPr>
@@ -2143,14 +1703,6 @@
                               <w:txbxContent>
                                 <w:p>
                                   <w:pPr>
-                                    <w:rPr>
-                                      <w:sz w:val="48"/>
-                                      <w:szCs w:val="48"/>
-                                    </w:rPr>
-                                  </w:pPr>
-                                </w:p>
-                                <w:p>
-                                  <w:pPr>
                                     <w:spacing w:after="120" w:line="360" w:lineRule="auto"/>
                                     <w:jc w:val="center"/>
                                     <w:rPr>
@@ -2169,67 +1721,7 @@
                                       <w:sz w:val="96"/>
                                       <w:szCs w:val="96"/>
                                     </w:rPr>
-                                    <w:fldChar w:fldCharType="begin"/>
-                                  </w:r>
-                                  <w:r>
-                                    <w:rPr>
-                                      <w:rFonts w:ascii="Aptos Black" w:hAnsi="Aptos Black"/>
-                                      <w:b/>
-                                      <w:bCs/>
-                                      <w:sz w:val="96"/>
-                                      <w:szCs w:val="96"/>
-                                    </w:rPr>
-                                    <w:instrText>{ slot1_nama</w:instrText>
-                                  </w:r>
-                                  <w:r>
-                                    <w:rPr>
-                                      <w:rFonts w:ascii="Aptos Black" w:hAnsi="Aptos Black"/>
-                                      <w:b/>
-                                      <w:bCs/>
-                                      <w:sz w:val="96"/>
-                                      <w:szCs w:val="96"/>
-                                    </w:rPr>
-                                    <w:instrText xml:space="preserve">  </w:instrText>
-                                  </w:r>
-                                  <w:r>
-                                    <w:rPr>
-                                      <w:rFonts w:ascii="Aptos Black" w:hAnsi="Aptos Black"/>
-                                      <w:b/>
-                                      <w:bCs/>
-                                      <w:sz w:val="96"/>
-                                      <w:szCs w:val="96"/>
-                                    </w:rPr>
-                                    <w:instrText>}</w:instrText>
-                                  </w:r>
-                                  <w:r>
-                                    <w:rPr>
-                                      <w:rFonts w:ascii="Aptos Black" w:hAnsi="Aptos Black"/>
-                                      <w:b/>
-                                      <w:bCs/>
-                                      <w:sz w:val="96"/>
-                                      <w:szCs w:val="96"/>
-                                    </w:rPr>
-                                    <w:fldChar w:fldCharType="separate"/>
-                                  </w:r>
-                                  <w:r>
-                                    <w:rPr>
-                                      <w:rFonts w:ascii="Aptos Black" w:hAnsi="Aptos Black"/>
-                                      <w:b/>
-                                      <w:bCs/>
-                                      <w:sz w:val="96"/>
-                                      <w:szCs w:val="96"/>
-                                    </w:rPr>
-                                    <w:t>GOLDEN YELLOW TB</w:t>
-                                  </w:r>
-                                  <w:r>
-                                    <w:rPr>
-                                      <w:rFonts w:ascii="Aptos Black" w:hAnsi="Aptos Black"/>
-                                      <w:b/>
-                                      <w:bCs/>
-                                      <w:sz w:val="96"/>
-                                      <w:szCs w:val="96"/>
-                                    </w:rPr>
-                                    <w:fldChar w:fldCharType="end"/>
+                                    <w:t>{{slot1_nama}}</w:t>
                                   </w:r>
                                 </w:p>
                                 <w:p>
@@ -2275,7 +1767,7 @@
                                       <w:sz w:val="48"/>
                                       <w:szCs w:val="48"/>
                                     </w:rPr>
-                                    <w:t>{{ slot1_tipe }}</w:t>
+                                    <w:t>{{slot1_tipe}}</w:t>
                                   </w:r>
                                   <w:r>
                                     <w:rPr>
@@ -2337,7 +1829,7 @@
                                       <w:sz w:val="48"/>
                                       <w:szCs w:val="48"/>
                                     </w:rPr>
-                                    <w:t>{{ slot1_lot }}</w:t>
+                                    <w:t>{{slot1_lot}}</w:t>
                                   </w:r>
                                   <w:r>
                                     <w:rPr>
@@ -2399,7 +1891,7 @@
                                       <w:sz w:val="48"/>
                                       <w:szCs w:val="48"/>
                                     </w:rPr>
-                                    <w:t>{{ slot1_net }}</w:t>
+                                    <w:t>{{slot1_net}}</w:t>
                                   </w:r>
                                   <w:r>
                                     <w:rPr>
@@ -2413,14 +1905,7 @@
                                 <w:p>
                                   <w:pPr>
                                     <w:rPr>
-                                      <w:sz w:val="48"/>
-                                      <w:szCs w:val="48"/>
-                                    </w:rPr>
-                                  </w:pPr>
-                                </w:p>
-                                <w:p>
-                                  <w:pPr>
-                                    <w:rPr>
+                                      <w:bCs/>
                                       <w:sz w:val="48"/>
                                       <w:szCs w:val="48"/>
                                     </w:rPr>
@@ -2453,14 +1938,6 @@
                         <w:txbxContent>
                           <w:p>
                             <w:pPr>
-                              <w:rPr>
-                                <w:sz w:val="48"/>
-                                <w:szCs w:val="48"/>
-                              </w:rPr>
-                            </w:pPr>
-                          </w:p>
-                          <w:p>
-                            <w:pPr>
                               <w:spacing w:after="120" w:line="360" w:lineRule="auto"/>
                               <w:jc w:val="center"/>
                               <w:rPr>
@@ -2479,67 +1956,7 @@
                                 <w:sz w:val="96"/>
                                 <w:szCs w:val="96"/>
                               </w:rPr>
-                              <w:fldChar w:fldCharType="begin"/>
-                            </w:r>
-                            <w:r>
-                              <w:rPr>
-                                <w:rFonts w:ascii="Aptos Black" w:hAnsi="Aptos Black"/>
-                                <w:b/>
-                                <w:bCs/>
-                                <w:sz w:val="96"/>
-                                <w:szCs w:val="96"/>
-                              </w:rPr>
-                              <w:instrText>{ slot1_nama</w:instrText>
-                            </w:r>
-                            <w:r>
-                              <w:rPr>
-                                <w:rFonts w:ascii="Aptos Black" w:hAnsi="Aptos Black"/>
-                                <w:b/>
-                                <w:bCs/>
-                                <w:sz w:val="96"/>
-                                <w:szCs w:val="96"/>
-                              </w:rPr>
-                              <w:instrText xml:space="preserve">  </w:instrText>
-                            </w:r>
-                            <w:r>
-                              <w:rPr>
-                                <w:rFonts w:ascii="Aptos Black" w:hAnsi="Aptos Black"/>
-                                <w:b/>
-                                <w:bCs/>
-                                <w:sz w:val="96"/>
-                                <w:szCs w:val="96"/>
-                              </w:rPr>
-                              <w:instrText>}</w:instrText>
-                            </w:r>
-                            <w:r>
-                              <w:rPr>
-                                <w:rFonts w:ascii="Aptos Black" w:hAnsi="Aptos Black"/>
-                                <w:b/>
-                                <w:bCs/>
-                                <w:sz w:val="96"/>
-                                <w:szCs w:val="96"/>
-                              </w:rPr>
-                              <w:fldChar w:fldCharType="separate"/>
-                            </w:r>
-                            <w:r>
-                              <w:rPr>
-                                <w:rFonts w:ascii="Aptos Black" w:hAnsi="Aptos Black"/>
-                                <w:b/>
-                                <w:bCs/>
-                                <w:sz w:val="96"/>
-                                <w:szCs w:val="96"/>
-                              </w:rPr>
-                              <w:t>GOLDEN YELLOW TB</w:t>
-                            </w:r>
-                            <w:r>
-                              <w:rPr>
-                                <w:rFonts w:ascii="Aptos Black" w:hAnsi="Aptos Black"/>
-                                <w:b/>
-                                <w:bCs/>
-                                <w:sz w:val="96"/>
-                                <w:szCs w:val="96"/>
-                              </w:rPr>
-                              <w:fldChar w:fldCharType="end"/>
+                              <w:t>{{slot1_nama}}</w:t>
                             </w:r>
                           </w:p>
                           <w:p>
@@ -2585,7 +2002,7 @@
                                 <w:sz w:val="48"/>
                                 <w:szCs w:val="48"/>
                               </w:rPr>
-                              <w:t>{{ slot1_tipe }}</w:t>
+                              <w:t>{{slot1_tipe}}</w:t>
                             </w:r>
                             <w:r>
                               <w:rPr>
@@ -2647,7 +2064,7 @@
                                 <w:sz w:val="48"/>
                                 <w:szCs w:val="48"/>
                               </w:rPr>
-                              <w:t>{{ slot1_lot }}</w:t>
+                              <w:t>{{slot1_lot}}</w:t>
                             </w:r>
                             <w:r>
                               <w:rPr>
@@ -2709,7 +2126,7 @@
                                 <w:sz w:val="48"/>
                                 <w:szCs w:val="48"/>
                               </w:rPr>
-                              <w:t>{{ slot1_net }}</w:t>
+                              <w:t>{{slot1_net}}</w:t>
                             </w:r>
                             <w:r>
                               <w:rPr>
@@ -2723,14 +2140,7 @@
                           <w:p>
                             <w:pPr>
                               <w:rPr>
-                                <w:sz w:val="48"/>
-                                <w:szCs w:val="48"/>
-                              </w:rPr>
-                            </w:pPr>
-                          </w:p>
-                          <w:p>
-                            <w:pPr>
-                              <w:rPr>
+                                <w:bCs/>
                                 <w:sz w:val="48"/>
                                 <w:szCs w:val="48"/>
                               </w:rPr>
@@ -2747,285 +2157,6 @@
         </w:tc>
       </w:tr>
     </w:tbl>
-    <w:p>
-      <w:pPr>
-        <w:rPr>
-          <w:sz w:val="48"/>
-          <w:szCs w:val="48"/>
-        </w:rPr>
-      </w:pPr>
-    </w:p>
-    <w:p>
-      <w:pPr>
-        <w:spacing w:after="120" w:line="360" w:lineRule="auto"/>
-        <w:jc w:val="center"/>
-        <w:rPr>
-          <w:rFonts w:ascii="Aptos Black" w:hAnsi="Aptos Black"/>
-          <w:b/>
-          <w:bCs/>
-          <w:sz w:val="96"/>
-          <w:szCs w:val="96"/>
-        </w:rPr>
-      </w:pPr>
-      <w:r>
-        <w:rPr>
-          <w:rFonts w:ascii="Aptos Black" w:hAnsi="Aptos Black"/>
-          <w:b/>
-          <w:bCs/>
-          <w:sz w:val="96"/>
-          <w:szCs w:val="96"/>
-        </w:rPr>
-        <w:fldChar w:fldCharType="begin"/>
-      </w:r>
-      <w:r>
-        <w:rPr>
-          <w:rFonts w:ascii="Aptos Black" w:hAnsi="Aptos Black"/>
-          <w:b/>
-          <w:bCs/>
-          <w:sz w:val="96"/>
-          <w:szCs w:val="96"/>
-        </w:rPr>
-        <w:instrText xml:space="preserve">{ </w:instrText>
-      </w:r>
-      <w:r>
-        <w:rPr>
-          <w:rFonts w:ascii="Aptos Black" w:hAnsi="Aptos Black"/>
-          <w:b/>
-          <w:bCs/>
-          <w:sz w:val="96"/>
-          <w:szCs w:val="96"/>
-        </w:rPr>
-        <w:instrText>slot1_nama</w:instrText>
-      </w:r>
-      <w:r>
-        <w:rPr>
-          <w:rFonts w:ascii="Aptos Black" w:hAnsi="Aptos Black"/>
-          <w:b/>
-          <w:bCs/>
-          <w:sz w:val="96"/>
-          <w:szCs w:val="96"/>
-        </w:rPr>
-        <w:instrText xml:space="preserve">  </w:instrText>
-      </w:r>
-      <w:r>
-        <w:rPr>
-          <w:rFonts w:ascii="Aptos Black" w:hAnsi="Aptos Black"/>
-          <w:b/>
-          <w:bCs/>
-          <w:sz w:val="96"/>
-          <w:szCs w:val="96"/>
-        </w:rPr>
-        <w:instrText>}</w:instrText>
-      </w:r>
-      <w:r>
-        <w:rPr>
-          <w:rFonts w:ascii="Aptos Black" w:hAnsi="Aptos Black"/>
-          <w:b/>
-          <w:bCs/>
-          <w:sz w:val="96"/>
-          <w:szCs w:val="96"/>
-        </w:rPr>
-        <w:fldChar w:fldCharType="separate"/>
-      </w:r>
-      <w:r>
-        <w:rPr>
-          <w:rFonts w:ascii="Aptos Black" w:hAnsi="Aptos Black"/>
-          <w:b/>
-          <w:bCs/>
-          <w:sz w:val="96"/>
-          <w:szCs w:val="96"/>
-        </w:rPr>
-        <w:t>GOLDEN YELLOW TB</w:t>
-      </w:r>
-      <w:r>
-        <w:rPr>
-          <w:rFonts w:ascii="Aptos Black" w:hAnsi="Aptos Black"/>
-          <w:b/>
-          <w:bCs/>
-          <w:sz w:val="96"/>
-          <w:szCs w:val="96"/>
-        </w:rPr>
-        <w:fldChar w:fldCharType="end"/>
-      </w:r>
-    </w:p>
-    <w:p>
-      <w:pPr>
-        <w:spacing w:after="120" w:line="240" w:lineRule="auto"/>
-        <w:jc w:val="center"/>
-        <w:rPr>
-          <w:b/>
-          <w:sz w:val="48"/>
-          <w:szCs w:val="48"/>
-        </w:rPr>
-      </w:pPr>
-      <w:r>
-        <w:rPr>
-          <w:b/>
-          <w:sz w:val="48"/>
-          <w:szCs w:val="48"/>
-        </w:rPr>
-        <w:t>TYPE : .......................</w:t>
-      </w:r>
-      <w:r>
-        <w:rPr>
-          <w:b/>
-          <w:sz w:val="48"/>
-          <w:szCs w:val="48"/>
-        </w:rPr>
-        <w:t>.....</w:t>
-      </w:r>
-      <w:r>
-        <w:rPr>
-          <w:b/>
-          <w:sz w:val="48"/>
-          <w:szCs w:val="48"/>
-        </w:rPr>
-        <w:t>..</w:t>
-      </w:r>
-      <w:r>
-        <w:t xml:space="preserve"> </w:t>
-      </w:r>
-      <w:r>
-        <w:rPr>
-          <w:b/>
-          <w:sz w:val="48"/>
-          <w:szCs w:val="48"/>
-        </w:rPr>
-        <w:t>{{ slot1_tipe }}</w:t>
-      </w:r>
-      <w:r>
-        <w:rPr>
-          <w:b/>
-          <w:sz w:val="48"/>
-          <w:szCs w:val="48"/>
-        </w:rPr>
-        <w:t>.............................</w:t>
-      </w:r>
-      <w:r>
-        <w:rPr>
-          <w:b/>
-          <w:sz w:val="48"/>
-          <w:szCs w:val="48"/>
-        </w:rPr>
-        <w:t>.....</w:t>
-      </w:r>
-    </w:p>
-    <w:p>
-      <w:pPr>
-        <w:spacing w:line="240" w:lineRule="auto"/>
-        <w:jc w:val="center"/>
-        <w:rPr>
-          <w:b/>
-          <w:sz w:val="48"/>
-          <w:szCs w:val="48"/>
-        </w:rPr>
-      </w:pPr>
-      <w:r>
-        <w:rPr>
-          <w:b/>
-          <w:sz w:val="48"/>
-          <w:szCs w:val="48"/>
-        </w:rPr>
-        <w:t>LOT  : ................</w:t>
-      </w:r>
-      <w:r>
-        <w:rPr>
-          <w:b/>
-          <w:sz w:val="48"/>
-          <w:szCs w:val="48"/>
-        </w:rPr>
-        <w:t>....</w:t>
-      </w:r>
-      <w:r>
-        <w:rPr>
-          <w:b/>
-          <w:sz w:val="48"/>
-          <w:szCs w:val="48"/>
-        </w:rPr>
-        <w:t>.....</w:t>
-      </w:r>
-      <w:r>
-        <w:t xml:space="preserve"> </w:t>
-      </w:r>
-      <w:r>
-        <w:rPr>
-          <w:b/>
-          <w:sz w:val="48"/>
-          <w:szCs w:val="48"/>
-        </w:rPr>
-        <w:t>{{ slot1_lot }}</w:t>
-      </w:r>
-      <w:r>
-        <w:rPr>
-          <w:b/>
-          <w:sz w:val="48"/>
-          <w:szCs w:val="48"/>
-        </w:rPr>
-        <w:t>.....................</w:t>
-      </w:r>
-      <w:r>
-        <w:rPr>
-          <w:b/>
-          <w:sz w:val="48"/>
-          <w:szCs w:val="48"/>
-        </w:rPr>
-        <w:t>......</w:t>
-      </w:r>
-    </w:p>
-    <w:p>
-      <w:pPr>
-        <w:spacing w:line="240" w:lineRule="auto"/>
-        <w:jc w:val="center"/>
-        <w:rPr>
-          <w:b/>
-          <w:sz w:val="48"/>
-          <w:szCs w:val="48"/>
-        </w:rPr>
-      </w:pPr>
-      <w:r>
-        <w:rPr>
-          <w:b/>
-          <w:sz w:val="48"/>
-          <w:szCs w:val="48"/>
-        </w:rPr>
-        <w:t>NET  : ......................</w:t>
-      </w:r>
-      <w:r>
-        <w:rPr>
-          <w:b/>
-          <w:sz w:val="48"/>
-          <w:szCs w:val="48"/>
-        </w:rPr>
-        <w:t>......</w:t>
-      </w:r>
-      <w:r>
-        <w:rPr>
-          <w:b/>
-          <w:sz w:val="48"/>
-          <w:szCs w:val="48"/>
-        </w:rPr>
-        <w:t>...</w:t>
-      </w:r>
-      <w:r>
-        <w:t xml:space="preserve"> </w:t>
-      </w:r>
-      <w:r>
-        <w:rPr>
-          <w:b/>
-          <w:sz w:val="48"/>
-          <w:szCs w:val="48"/>
-        </w:rPr>
-        <w:t>{{ slot1_net }}</w:t>
-      </w:r>
-      <w:r>
-        <w:rPr>
-          <w:b/>
-          <w:sz w:val="48"/>
-          <w:szCs w:val="48"/>
-        </w:rPr>
-        <w:t>............................ KGS</w:t>
-      </w:r>
-    </w:p>
     <w:p/>
     <w:p>
       <w:pPr>
@@ -3709,6 +2840,7 @@
   <w:style w:type="character" w:default="1" w:styleId="FontParagrafDefault">
     <w:name w:val="Default Paragraph Font"/>
     <w:uiPriority w:val="1"/>
+    <w:semiHidden/>
     <w:unhideWhenUsed/>
   </w:style>
   <w:style w:type="table" w:default="1" w:styleId="TabelNormal">
